--- a/docs/adconip2026/manuscript_v5.docx
+++ b/docs/adconip2026/manuscript_v5.docx
@@ -3296,6 +3296,9 @@
           <m:rPr>
             <m:nor/>
           </m:rPr>
+          <w:rPr>
+            <w:rFonts w:ascii="Times New Roman" w:hAnsi="Times New Roman"/>
+          </w:rPr>
           <m:t>s.t.</m:t>
         </m:r>
         <m:r>
